--- a/submission/Highlights.docx
+++ b/submission/Highlights.docx
@@ -8,43 +8,28 @@
       </w:r>
     </w:p>
     <w:p>
-      <w:pPr>
-        <w:pStyle w:val="ListBullet"/>
-      </w:pPr>
       <w:r>
-        <w:t>Multi-agent pipeline screened heart-failure ligands against 30 tumor types</w:t>
+        <w:t>Same-acquisition CT pairs isolate reconstruction effects from anatomy: 193 pairs</w:t>
       </w:r>
     </w:p>
     <w:p>
-      <w:pPr>
-        <w:pStyle w:val="ListBullet"/>
-      </w:pPr>
       <w:r>
-        <w:t>No cardiac-specific ligand had a tumor-enriched receptor under rank-based criteria</w:t>
+        <w:t>AI heart volume shifts 0.6% across kernels; pulmonary vein 5.0%, an 8-fold gap</w:t>
       </w:r>
     </w:p>
     <w:p>
-      <w:pPr>
-        <w:pStyle w:val="ListBullet"/>
-      </w:pPr>
       <w:r>
-        <w:t>NPR1 is depleted in tumor versus adjacent normal in all 15 testable types</w:t>
+        <w:t>Reconstructions of one scan do not share z-coverage; rho 0.70 with volume error</w:t>
       </w:r>
     </w:p>
     <w:p>
-      <w:pPr>
-        <w:pStyle w:val="ListBullet"/>
-      </w:pPr>
       <w:r>
-        <w:t>An expression floor was load-bearing: random sets otherwise reproduced the rank</w:t>
+        <w:t>That false assumption was in our own prespecification, where it could not fail</w:t>
       </w:r>
     </w:p>
     <w:p>
-      <w:pPr>
-        <w:pStyle w:val="ListBullet"/>
-      </w:pPr>
       <w:r>
-        <w:t>Pre-set kill criteria withdrew all seven recovered pleiotrophin axes</w:t>
+        <w:t>Segmentation failed on 4 of 217 series, all archive faults, not model faults</w:t>
       </w:r>
     </w:p>
     <w:sectPr>
@@ -420,6 +405,13 @@
     <w:name w:val="Normal"/>
     <w:qFormat/>
     <w:rsid w:val="00FC693F"/>
+    <w:pPr>
+      <w:spacing w:after="160"/>
+    </w:pPr>
+    <w:rPr>
+      <w:rFonts w:ascii="Times New Roman" w:hAnsi="Times New Roman"/>
+      <w:sz w:val="24"/>
+    </w:rPr>
   </w:style>
   <w:style w:type="paragraph" w:styleId="Header">
     <w:name w:val="header"/>

--- a/submission/Highlights.docx
+++ b/submission/Highlights.docx
@@ -3,31 +3,49 @@
 <w:document xmlns:wpc="http://schemas.microsoft.com/office/word/2010/wordprocessingCanvas" xmlns:mo="http://schemas.microsoft.com/office/mac/office/2008/main" xmlns:mc="http://schemas.openxmlformats.org/markup-compatibility/2006" xmlns:mv="urn:schemas-microsoft-com:mac:vml" xmlns:o="urn:schemas-microsoft-com:office:office" xmlns:r="http://schemas.openxmlformats.org/officeDocument/2006/relationships" xmlns:m="http://schemas.openxmlformats.org/officeDocument/2006/math" xmlns:v="urn:schemas-microsoft-com:vml" xmlns:wp14="http://schemas.microsoft.com/office/word/2010/wordprocessingDrawing" xmlns:wp="http://schemas.openxmlformats.org/drawingml/2006/wordprocessingDrawing" xmlns:w10="urn:schemas-microsoft-com:office:word" xmlns:w="http://schemas.openxmlformats.org/wordprocessingml/2006/main" xmlns:w14="http://schemas.microsoft.com/office/word/2010/wordml" xmlns:wpg="http://schemas.microsoft.com/office/word/2010/wordprocessingGroup" xmlns:wpi="http://schemas.microsoft.com/office/word/2010/wordprocessingInk" xmlns:wne="http://schemas.microsoft.com/office/word/2006/wordml" xmlns:wps="http://schemas.microsoft.com/office/word/2010/wordprocessingShape" mc:Ignorable="w14 wp14">
   <w:body>
     <w:p>
+      <w:pPr>
+        <w:pStyle w:val="Heading1"/>
+      </w:pPr>
       <w:r>
         <w:t>Highlights</w:t>
       </w:r>
     </w:p>
     <w:p>
+      <w:pPr>
+        <w:pStyle w:val="ListBullet"/>
+      </w:pPr>
       <w:r>
         <w:t>Same-acquisition CT pairs isolate reconstruction effects from anatomy: 193 pairs</w:t>
       </w:r>
     </w:p>
     <w:p>
+      <w:pPr>
+        <w:pStyle w:val="ListBullet"/>
+      </w:pPr>
       <w:r>
         <w:t>AI heart volume shifts 0.6% across kernels; pulmonary vein 5.0%, an 8-fold gap</w:t>
       </w:r>
     </w:p>
     <w:p>
+      <w:pPr>
+        <w:pStyle w:val="ListBullet"/>
+      </w:pPr>
       <w:r>
-        <w:t>Reconstructions of one scan do not share z-coverage; rho 0.70 with volume error</w:t>
+        <w:t>Same-acquisition CT reconstructions differ in z-coverage: 59% of pairs by over 5%</w:t>
       </w:r>
     </w:p>
     <w:p>
+      <w:pPr>
+        <w:pStyle w:val="ListBullet"/>
+      </w:pPr>
       <w:r>
         <w:t>That false assumption was in our own prespecification, where it could not fail</w:t>
       </w:r>
     </w:p>
     <w:p>
+      <w:pPr>
+        <w:pStyle w:val="ListBullet"/>
+      </w:pPr>
       <w:r>
         <w:t>Segmentation failed on 4 of 217 series, all archive faults, not model faults</w:t>
       </w:r>
@@ -405,9 +423,6 @@
     <w:name w:val="Normal"/>
     <w:qFormat/>
     <w:rsid w:val="00FC693F"/>
-    <w:pPr>
-      <w:spacing w:after="160"/>
-    </w:pPr>
     <w:rPr>
       <w:rFonts w:ascii="Times New Roman" w:hAnsi="Times New Roman"/>
       <w:sz w:val="24"/>
